--- a/1era presentacion.docx
+++ b/1era presentacion.docx
@@ -3,23 +3,27 @@
 <w:document xmlns:wpc="http://schemas.microsoft.com/office/word/2010/wordprocessingCanvas" xmlns:cx="http://schemas.microsoft.com/office/drawing/2014/chartex" xmlns:cx1="http://schemas.microsoft.com/office/drawing/2015/9/8/chartex" xmlns:mc="http://schemas.openxmlformats.org/markup-compatibility/2006" xmlns:o="urn:schemas-microsoft-com:office:office" xmlns:r="http://schemas.openxmlformats.org/officeDocument/2006/relationships" xmlns:m="http://schemas.openxmlformats.org/officeDocument/2006/math" xmlns:v="urn:schemas-microsoft-com:vml" xmlns:wp14="http://schemas.microsoft.com/office/word/2010/wordprocessingDrawing" xmlns:wp="http://schemas.openxmlformats.org/drawingml/2006/wordprocessingDrawing" xmlns:w10="urn:schemas-microsoft-com:office:word" xmlns:w="http://schemas.openxmlformats.org/wordprocessingml/2006/main" xmlns:w14="http://schemas.microsoft.com/office/word/2010/wordml" xmlns:w15="http://schemas.microsoft.com/office/word/2012/wordml" xmlns:w16se="http://schemas.microsoft.com/office/word/2015/wordml/symex" xmlns:wpg="http://schemas.microsoft.com/office/word/2010/wordprocessingGroup" xmlns:wpi="http://schemas.microsoft.com/office/word/2010/wordprocessingInk" xmlns:wne="http://schemas.microsoft.com/office/word/2006/wordml" xmlns:wps="http://schemas.microsoft.com/office/word/2010/wordprocessingShape" mc:Ignorable="w14 w15 w16se wp14">
   <w:body>
     <w:p>
-      <w:r>
-        <w:t xml:space="preserve">Creación del </w:t>
-      </w:r>
       <w:proofErr w:type="spellStart"/>
       <w:r>
-        <w:t>readme</w:t>
+        <w:t>Creacion</w:t>
       </w:r>
       <w:proofErr w:type="spellEnd"/>
       <w:r>
-        <w:br/>
-      </w:r>
+        <w:t xml:space="preserve"> del </w:t>
+      </w:r>
+      <w:proofErr w:type="spellStart"/>
+      <w:r>
+        <w:t>repitorio</w:t>
+      </w:r>
+      <w:proofErr w:type="spellEnd"/>
+    </w:p>
+    <w:p>
       <w:r>
         <w:drawing>
-          <wp:inline distT="0" distB="0" distL="0" distR="0" wp14:anchorId="0671B79E" wp14:editId="259989F3">
-            <wp:extent cx="5400040" cy="2104390"/>
-            <wp:effectExtent l="0" t="0" r="0" b="0"/>
-            <wp:docPr id="1" name="Imagen 1"/>
+          <wp:inline distT="0" distB="0" distL="0" distR="0" wp14:anchorId="2CB46494" wp14:editId="56FAE679">
+            <wp:extent cx="5400040" cy="5009515"/>
+            <wp:effectExtent l="0" t="0" r="0" b="635"/>
+            <wp:docPr id="4" name="Imagen 4"/>
             <wp:cNvGraphicFramePr>
               <a:graphicFrameLocks xmlns:a="http://schemas.openxmlformats.org/drawingml/2006/main" noChangeAspect="1"/>
             </wp:cNvGraphicFramePr>
@@ -39,7 +43,7 @@
                   <pic:spPr>
                     <a:xfrm>
                       <a:off x="0" y="0"/>
-                      <a:ext cx="5400040" cy="2104390"/>
+                      <a:ext cx="5400040" cy="5009515"/>
                     </a:xfrm>
                     <a:prstGeom prst="rect">
                       <a:avLst/>
@@ -53,9 +57,15 @@
       </w:r>
     </w:p>
     <w:p>
+      <w:r>
+        <w:t xml:space="preserve">Subir el </w:t>
+      </w:r>
+      <w:r>
+        <w:t xml:space="preserve"> </w:t>
+      </w:r>
       <w:proofErr w:type="spellStart"/>
       <w:r>
-        <w:t>Commit</w:t>
+        <w:t>readme</w:t>
       </w:r>
       <w:proofErr w:type="spellEnd"/>
       <w:r>
@@ -63,10 +73,10 @@
       </w:r>
       <w:r>
         <w:drawing>
-          <wp:inline distT="0" distB="0" distL="0" distR="0" wp14:anchorId="452F3589" wp14:editId="75FAC964">
-            <wp:extent cx="5400040" cy="1562100"/>
+          <wp:inline distT="0" distB="0" distL="0" distR="0" wp14:anchorId="0671B79E" wp14:editId="259989F3">
+            <wp:extent cx="5400040" cy="2104390"/>
             <wp:effectExtent l="0" t="0" r="0" b="0"/>
-            <wp:docPr id="2" name="Imagen 2"/>
+            <wp:docPr id="1" name="Imagen 1"/>
             <wp:cNvGraphicFramePr>
               <a:graphicFrameLocks xmlns:a="http://schemas.openxmlformats.org/drawingml/2006/main" noChangeAspect="1"/>
             </wp:cNvGraphicFramePr>
@@ -86,7 +96,7 @@
                   <pic:spPr>
                     <a:xfrm>
                       <a:off x="0" y="0"/>
-                      <a:ext cx="5400040" cy="1562100"/>
+                      <a:ext cx="5400040" cy="2104390"/>
                     </a:xfrm>
                     <a:prstGeom prst="rect">
                       <a:avLst/>
@@ -102,15 +112,19 @@
     <w:p>
       <w:proofErr w:type="spellStart"/>
       <w:r>
-        <w:t>commit</w:t>
+        <w:lastRenderedPageBreak/>
+        <w:t>Commit</w:t>
       </w:r>
       <w:proofErr w:type="spellEnd"/>
       <w:r>
+        <w:br/>
+      </w:r>
+      <w:r>
         <w:drawing>
-          <wp:inline distT="0" distB="0" distL="0" distR="0" wp14:anchorId="0F487403" wp14:editId="69974C96">
-            <wp:extent cx="5400040" cy="1775460"/>
-            <wp:effectExtent l="0" t="0" r="0" b="0"/>
-            <wp:docPr id="3" name="Imagen 3"/>
+          <wp:inline distT="0" distB="0" distL="0" distR="0" wp14:anchorId="58D98AC7" wp14:editId="70B20144">
+            <wp:extent cx="5400040" cy="2067560"/>
+            <wp:effectExtent l="0" t="0" r="0" b="8890"/>
+            <wp:docPr id="5" name="Imagen 5"/>
             <wp:cNvGraphicFramePr>
               <a:graphicFrameLocks xmlns:a="http://schemas.openxmlformats.org/drawingml/2006/main" noChangeAspect="1"/>
             </wp:cNvGraphicFramePr>
@@ -130,7 +144,51 @@
                   <pic:spPr>
                     <a:xfrm>
                       <a:off x="0" y="0"/>
-                      <a:ext cx="5400040" cy="1775460"/>
+                      <a:ext cx="5400040" cy="2067560"/>
+                    </a:xfrm>
+                    <a:prstGeom prst="rect">
+                      <a:avLst/>
+                    </a:prstGeom>
+                  </pic:spPr>
+                </pic:pic>
+              </a:graphicData>
+            </a:graphic>
+          </wp:inline>
+        </w:drawing>
+      </w:r>
+    </w:p>
+    <w:p>
+      <w:r>
+        <w:t>Compartir el repositorio</w:t>
+      </w:r>
+    </w:p>
+    <w:p>
+      <w:r>
+        <w:drawing>
+          <wp:inline distT="0" distB="0" distL="0" distR="0" wp14:anchorId="4A9FDA44" wp14:editId="00A5F1AA">
+            <wp:extent cx="5400040" cy="1718945"/>
+            <wp:effectExtent l="0" t="0" r="0" b="0"/>
+            <wp:docPr id="6" name="Imagen 6"/>
+            <wp:cNvGraphicFramePr>
+              <a:graphicFrameLocks xmlns:a="http://schemas.openxmlformats.org/drawingml/2006/main" noChangeAspect="1"/>
+            </wp:cNvGraphicFramePr>
+            <a:graphic xmlns:a="http://schemas.openxmlformats.org/drawingml/2006/main">
+              <a:graphicData uri="http://schemas.openxmlformats.org/drawingml/2006/picture">
+                <pic:pic xmlns:pic="http://schemas.openxmlformats.org/drawingml/2006/picture">
+                  <pic:nvPicPr>
+                    <pic:cNvPr id="1" name=""/>
+                    <pic:cNvPicPr/>
+                  </pic:nvPicPr>
+                  <pic:blipFill>
+                    <a:blip r:embed="rId7"/>
+                    <a:stretch>
+                      <a:fillRect/>
+                    </a:stretch>
+                  </pic:blipFill>
+                  <pic:spPr>
+                    <a:xfrm>
+                      <a:off x="0" y="0"/>
+                      <a:ext cx="5400040" cy="1718945"/>
                     </a:xfrm>
                     <a:prstGeom prst="rect">
                       <a:avLst/>
